--- a/python/python3_rest_api_basics_self_study.docx
+++ b/python/python3_rest_api_basics_self_study.docx
@@ -2496,10 +2496,21 @@
           <w:sz w:val="36"/>
           <w:szCs w:val="36"/>
         </w:rPr>
-        <w:t xml:space="preserve"> Ave office building. URL: </w:t>
-      </w:r>
-      <w:r>
-        <w:rPr>
+        <w:t xml:space="preserve"> Ave office building. </w:t>
+      </w:r>
+      <w:r>
+        <w:rPr>
+          <w:b/>
+          <w:bCs/>
+          <w:sz w:val="36"/>
+          <w:szCs w:val="36"/>
+        </w:rPr>
+        <w:t xml:space="preserve">URL: </w:t>
+      </w:r>
+      <w:r>
+        <w:rPr>
+          <w:b/>
+          <w:bCs/>
           <w:sz w:val="36"/>
           <w:szCs w:val="36"/>
         </w:rPr>
@@ -2507,6 +2518,8 @@
       </w:r>
       <w:r>
         <w:rPr>
+          <w:b/>
+          <w:bCs/>
           <w:sz w:val="36"/>
           <w:szCs w:val="36"/>
         </w:rPr>
@@ -2708,6 +2721,13 @@
               </w:rPr>
               <w:t>nts</w:t>
             </w:r>
+            <w:r>
+              <w:rPr>
+                <w:sz w:val="36"/>
+                <w:szCs w:val="36"/>
+              </w:rPr>
+              <w:t>. It’s read only and doesn’t change anything</w:t>
+            </w:r>
           </w:p>
         </w:tc>
       </w:tr>
@@ -2775,6 +2795,29 @@
                 <w:szCs w:val="36"/>
               </w:rPr>
               <w:t>Drop a new package in the mailbox</w:t>
+            </w:r>
+            <w:r>
+              <w:rPr>
+                <w:sz w:val="36"/>
+                <w:szCs w:val="36"/>
+              </w:rPr>
+              <w:t xml:space="preserve">. But it’s not idempotent if we send the same </w:t>
+            </w:r>
+            <w:r>
+              <w:rPr>
+                <w:b/>
+                <w:bCs/>
+                <w:sz w:val="36"/>
+                <w:szCs w:val="36"/>
+              </w:rPr>
+              <w:t>POST</w:t>
+            </w:r>
+            <w:r>
+              <w:rPr>
+                <w:sz w:val="36"/>
+                <w:szCs w:val="36"/>
+              </w:rPr>
+              <w:t xml:space="preserve"> twice, we might create duplicate records</w:t>
             </w:r>
           </w:p>
         </w:tc>
@@ -2847,6 +2890,29 @@
               </w:rPr>
               <w:t>Replace all packages with a new one</w:t>
             </w:r>
+            <w:r>
+              <w:rPr>
+                <w:sz w:val="36"/>
+                <w:szCs w:val="36"/>
+              </w:rPr>
+              <w:t xml:space="preserve">. It’s idempotent, sending the same </w:t>
+            </w:r>
+            <w:r>
+              <w:rPr>
+                <w:b/>
+                <w:bCs/>
+                <w:sz w:val="36"/>
+                <w:szCs w:val="36"/>
+              </w:rPr>
+              <w:t>PUT</w:t>
+            </w:r>
+            <w:r>
+              <w:rPr>
+                <w:sz w:val="36"/>
+                <w:szCs w:val="36"/>
+              </w:rPr>
+              <w:t xml:space="preserve"> multiple times gives the same result</w:t>
+            </w:r>
           </w:p>
         </w:tc>
       </w:tr>
@@ -2918,6 +2984,224 @@
           </w:p>
         </w:tc>
       </w:tr>
+      <w:tr>
+        <w:trPr>
+          <w:cnfStyle w:val="000000100000" w:firstRow="0" w:lastRow="0" w:firstColumn="0" w:lastColumn="0" w:oddVBand="0" w:evenVBand="0" w:oddHBand="1" w:evenHBand="0" w:firstRowFirstColumn="0" w:firstRowLastColumn="0" w:lastRowFirstColumn="0" w:lastRowLastColumn="0"/>
+        </w:trPr>
+        <w:tc>
+          <w:tcPr>
+            <w:cnfStyle w:val="001000000000" w:firstRow="0" w:lastRow="0" w:firstColumn="1" w:lastColumn="0" w:oddVBand="0" w:evenVBand="0" w:oddHBand="0" w:evenHBand="0" w:firstRowFirstColumn="0" w:firstRowLastColumn="0" w:lastRowFirstColumn="0" w:lastRowLastColumn="0"/>
+            <w:tcW w:w="2335" w:type="dxa"/>
+          </w:tcPr>
+          <w:p>
+            <w:pPr>
+              <w:jc w:val="center"/>
+              <w:rPr>
+                <w:sz w:val="36"/>
+                <w:szCs w:val="36"/>
+              </w:rPr>
+            </w:pPr>
+            <w:r>
+              <w:rPr>
+                <w:sz w:val="36"/>
+                <w:szCs w:val="36"/>
+              </w:rPr>
+              <w:t>Patch</w:t>
+            </w:r>
+          </w:p>
+        </w:tc>
+        <w:tc>
+          <w:tcPr>
+            <w:tcW w:w="2250" w:type="dxa"/>
+          </w:tcPr>
+          <w:p>
+            <w:pPr>
+              <w:jc w:val="center"/>
+              <w:cnfStyle w:val="000000100000" w:firstRow="0" w:lastRow="0" w:firstColumn="0" w:lastColumn="0" w:oddVBand="0" w:evenVBand="0" w:oddHBand="1" w:evenHBand="0" w:firstRowFirstColumn="0" w:firstRowLastColumn="0" w:lastRowFirstColumn="0" w:lastRowLastColumn="0"/>
+              <w:rPr>
+                <w:sz w:val="36"/>
+                <w:szCs w:val="36"/>
+              </w:rPr>
+            </w:pPr>
+            <w:r>
+              <w:rPr>
+                <w:sz w:val="36"/>
+                <w:szCs w:val="36"/>
+              </w:rPr>
+              <w:t>Smart Update</w:t>
+            </w:r>
+          </w:p>
+        </w:tc>
+        <w:tc>
+          <w:tcPr>
+            <w:tcW w:w="4431" w:type="dxa"/>
+          </w:tcPr>
+          <w:p>
+            <w:pPr>
+              <w:jc w:val="both"/>
+              <w:cnfStyle w:val="000000100000" w:firstRow="0" w:lastRow="0" w:firstColumn="0" w:lastColumn="0" w:oddVBand="0" w:evenVBand="0" w:oddHBand="1" w:evenHBand="0" w:firstRowFirstColumn="0" w:firstRowLastColumn="0" w:lastRowFirstColumn="0" w:lastRowLastColumn="0"/>
+              <w:rPr>
+                <w:sz w:val="36"/>
+                <w:szCs w:val="36"/>
+              </w:rPr>
+            </w:pPr>
+            <w:r>
+              <w:rPr>
+                <w:sz w:val="36"/>
+                <w:szCs w:val="36"/>
+              </w:rPr>
+              <w:t>Instead of replacing all packages it only updates the part needs to change. Like updating the users name but keeping age and email the same</w:t>
+            </w:r>
+          </w:p>
+        </w:tc>
+      </w:tr>
+      <w:tr>
+        <w:tc>
+          <w:tcPr>
+            <w:cnfStyle w:val="001000000000" w:firstRow="0" w:lastRow="0" w:firstColumn="1" w:lastColumn="0" w:oddVBand="0" w:evenVBand="0" w:oddHBand="0" w:evenHBand="0" w:firstRowFirstColumn="0" w:firstRowLastColumn="0" w:lastRowFirstColumn="0" w:lastRowLastColumn="0"/>
+            <w:tcW w:w="2335" w:type="dxa"/>
+          </w:tcPr>
+          <w:p>
+            <w:pPr>
+              <w:jc w:val="center"/>
+              <w:rPr>
+                <w:sz w:val="36"/>
+                <w:szCs w:val="36"/>
+              </w:rPr>
+            </w:pPr>
+            <w:r>
+              <w:rPr>
+                <w:sz w:val="36"/>
+                <w:szCs w:val="36"/>
+              </w:rPr>
+              <w:t>HEAD</w:t>
+            </w:r>
+          </w:p>
+        </w:tc>
+        <w:tc>
+          <w:tcPr>
+            <w:tcW w:w="2250" w:type="dxa"/>
+          </w:tcPr>
+          <w:p>
+            <w:pPr>
+              <w:jc w:val="center"/>
+              <w:cnfStyle w:val="000000000000" w:firstRow="0" w:lastRow="0" w:firstColumn="0" w:lastColumn="0" w:oddVBand="0" w:evenVBand="0" w:oddHBand="0" w:evenHBand="0" w:firstRowFirstColumn="0" w:firstRowLastColumn="0" w:lastRowFirstColumn="0" w:lastRowLastColumn="0"/>
+              <w:rPr>
+                <w:sz w:val="36"/>
+                <w:szCs w:val="36"/>
+              </w:rPr>
+            </w:pPr>
+            <w:r>
+              <w:rPr>
+                <w:sz w:val="36"/>
+                <w:szCs w:val="36"/>
+              </w:rPr>
+              <w:t>Read Headers</w:t>
+            </w:r>
+          </w:p>
+        </w:tc>
+        <w:tc>
+          <w:tcPr>
+            <w:tcW w:w="4431" w:type="dxa"/>
+          </w:tcPr>
+          <w:p>
+            <w:pPr>
+              <w:jc w:val="both"/>
+              <w:cnfStyle w:val="000000000000" w:firstRow="0" w:lastRow="0" w:firstColumn="0" w:lastColumn="0" w:oddVBand="0" w:evenVBand="0" w:oddHBand="0" w:evenHBand="0" w:firstRowFirstColumn="0" w:firstRowLastColumn="0" w:lastRowFirstColumn="0" w:lastRowLastColumn="0"/>
+              <w:rPr>
+                <w:sz w:val="36"/>
+                <w:szCs w:val="36"/>
+              </w:rPr>
+            </w:pPr>
+            <w:r>
+              <w:rPr>
+                <w:sz w:val="36"/>
+                <w:szCs w:val="36"/>
+              </w:rPr>
+              <w:t>It only fetches the headers not the body. Getting information like file size and type. Useful for double checking before getting the content</w:t>
+            </w:r>
+          </w:p>
+        </w:tc>
+      </w:tr>
+      <w:tr>
+        <w:trPr>
+          <w:cnfStyle w:val="000000100000" w:firstRow="0" w:lastRow="0" w:firstColumn="0" w:lastColumn="0" w:oddVBand="0" w:evenVBand="0" w:oddHBand="1" w:evenHBand="0" w:firstRowFirstColumn="0" w:firstRowLastColumn="0" w:lastRowFirstColumn="0" w:lastRowLastColumn="0"/>
+        </w:trPr>
+        <w:tc>
+          <w:tcPr>
+            <w:cnfStyle w:val="001000000000" w:firstRow="0" w:lastRow="0" w:firstColumn="1" w:lastColumn="0" w:oddVBand="0" w:evenVBand="0" w:oddHBand="0" w:evenHBand="0" w:firstRowFirstColumn="0" w:firstRowLastColumn="0" w:lastRowFirstColumn="0" w:lastRowLastColumn="0"/>
+            <w:tcW w:w="2335" w:type="dxa"/>
+          </w:tcPr>
+          <w:p>
+            <w:pPr>
+              <w:jc w:val="center"/>
+              <w:rPr>
+                <w:sz w:val="36"/>
+                <w:szCs w:val="36"/>
+              </w:rPr>
+            </w:pPr>
+            <w:r>
+              <w:rPr>
+                <w:sz w:val="36"/>
+                <w:szCs w:val="36"/>
+              </w:rPr>
+              <w:t>OPTIONS</w:t>
+            </w:r>
+          </w:p>
+        </w:tc>
+        <w:tc>
+          <w:tcPr>
+            <w:tcW w:w="2250" w:type="dxa"/>
+          </w:tcPr>
+          <w:p>
+            <w:pPr>
+              <w:jc w:val="center"/>
+              <w:cnfStyle w:val="000000100000" w:firstRow="0" w:lastRow="0" w:firstColumn="0" w:lastColumn="0" w:oddVBand="0" w:evenVBand="0" w:oddHBand="1" w:evenHBand="0" w:firstRowFirstColumn="0" w:firstRowLastColumn="0" w:lastRowFirstColumn="0" w:lastRowLastColumn="0"/>
+              <w:rPr>
+                <w:sz w:val="36"/>
+                <w:szCs w:val="36"/>
+              </w:rPr>
+            </w:pPr>
+            <w:r>
+              <w:rPr>
+                <w:sz w:val="36"/>
+                <w:szCs w:val="36"/>
+              </w:rPr>
+              <w:t>Checking Permissions</w:t>
+            </w:r>
+          </w:p>
+        </w:tc>
+        <w:tc>
+          <w:tcPr>
+            <w:tcW w:w="4431" w:type="dxa"/>
+          </w:tcPr>
+          <w:p>
+            <w:pPr>
+              <w:jc w:val="both"/>
+              <w:cnfStyle w:val="000000100000" w:firstRow="0" w:lastRow="0" w:firstColumn="0" w:lastColumn="0" w:oddVBand="0" w:evenVBand="0" w:oddHBand="1" w:evenHBand="0" w:firstRowFirstColumn="0" w:firstRowLastColumn="0" w:lastRowFirstColumn="0" w:lastRowLastColumn="0"/>
+              <w:rPr>
+                <w:sz w:val="36"/>
+                <w:szCs w:val="36"/>
+              </w:rPr>
+            </w:pPr>
+            <w:r>
+              <w:rPr>
+                <w:sz w:val="36"/>
+                <w:szCs w:val="36"/>
+              </w:rPr>
+              <w:t xml:space="preserve">Returns the list of allowed HTTP methods (GET, POST…). Browser uses this to check if it’s allowed to </w:t>
+            </w:r>
+            <w:r>
+              <w:rPr>
+                <w:sz w:val="36"/>
+                <w:szCs w:val="36"/>
+              </w:rPr>
+              <w:lastRenderedPageBreak/>
+              <w:t>talk to a server before sending data.</w:t>
+            </w:r>
+          </w:p>
+        </w:tc>
+      </w:tr>
     </w:tbl>
     <w:p>
       <w:pPr>
@@ -3034,23 +3318,71 @@
           <w:sz w:val="36"/>
           <w:szCs w:val="36"/>
         </w:rPr>
-        <w:t># For post and put requests we need to add data to create or update our resources</w:t>
-      </w:r>
-    </w:p>
-    <w:p>
-      <w:pPr>
-        <w:jc w:val="both"/>
-        <w:rPr>
-          <w:sz w:val="36"/>
-          <w:szCs w:val="36"/>
-        </w:rPr>
-      </w:pPr>
-      <w:r>
-        <w:rPr>
-          <w:sz w:val="36"/>
-          <w:szCs w:val="36"/>
-        </w:rPr>
-        <w:t># By passing a data argument to specify the data to be sent</w:t>
+        <w:t xml:space="preserve"># For </w:t>
+      </w:r>
+      <w:r>
+        <w:rPr>
+          <w:b/>
+          <w:bCs/>
+          <w:sz w:val="36"/>
+          <w:szCs w:val="36"/>
+        </w:rPr>
+        <w:t>POST</w:t>
+      </w:r>
+      <w:r>
+        <w:rPr>
+          <w:sz w:val="36"/>
+          <w:szCs w:val="36"/>
+        </w:rPr>
+        <w:t xml:space="preserve"> and </w:t>
+      </w:r>
+      <w:r>
+        <w:rPr>
+          <w:b/>
+          <w:bCs/>
+          <w:sz w:val="36"/>
+          <w:szCs w:val="36"/>
+        </w:rPr>
+        <w:t>PUT</w:t>
+      </w:r>
+      <w:r>
+        <w:rPr>
+          <w:sz w:val="36"/>
+          <w:szCs w:val="36"/>
+        </w:rPr>
+        <w:t xml:space="preserve"> requests we need to add data to create or update our resources</w:t>
+      </w:r>
+    </w:p>
+    <w:p>
+      <w:pPr>
+        <w:jc w:val="both"/>
+        <w:rPr>
+          <w:sz w:val="36"/>
+          <w:szCs w:val="36"/>
+        </w:rPr>
+      </w:pPr>
+      <w:r>
+        <w:rPr>
+          <w:sz w:val="36"/>
+          <w:szCs w:val="36"/>
+        </w:rPr>
+        <w:t xml:space="preserve"># By passing a </w:t>
+      </w:r>
+      <w:r>
+        <w:rPr>
+          <w:b/>
+          <w:bCs/>
+          <w:sz w:val="36"/>
+          <w:szCs w:val="36"/>
+        </w:rPr>
+        <w:t>data</w:t>
+      </w:r>
+      <w:r>
+        <w:rPr>
+          <w:sz w:val="36"/>
+          <w:szCs w:val="36"/>
+        </w:rPr>
+        <w:t xml:space="preserve"> argument to specify the data to be sent</w:t>
       </w:r>
     </w:p>
     <w:p>
@@ -3443,6 +3775,7 @@
           <w:sz w:val="36"/>
           <w:szCs w:val="36"/>
         </w:rPr>
+        <w:lastRenderedPageBreak/>
         <w:t>requests.delete</w:t>
       </w:r>
       <w:proofErr w:type="spellEnd"/>
@@ -3747,7 +4080,6 @@
           <w:sz w:val="36"/>
           <w:szCs w:val="36"/>
         </w:rPr>
-        <w:lastRenderedPageBreak/>
         <w:t>1XX: Informational responses</w:t>
       </w:r>
     </w:p>
@@ -3850,6 +4182,7 @@
           <w:sz w:val="36"/>
           <w:szCs w:val="36"/>
         </w:rPr>
+        <w:lastRenderedPageBreak/>
         <w:t># Frequently used Status Codes</w:t>
       </w:r>
     </w:p>
@@ -4232,111 +4565,111 @@
           <w:sz w:val="36"/>
           <w:szCs w:val="36"/>
         </w:rPr>
+        <w:t># T</w:t>
+      </w:r>
+      <w:r>
+        <w:rPr>
+          <w:sz w:val="36"/>
+          <w:szCs w:val="36"/>
+        </w:rPr>
+        <w:t>he client sends the</w:t>
+      </w:r>
+      <w:r>
+        <w:rPr>
+          <w:b/>
+          <w:bCs/>
+          <w:sz w:val="36"/>
+          <w:szCs w:val="36"/>
+        </w:rPr>
+        <w:t xml:space="preserve"> </w:t>
+      </w:r>
+      <w:r>
+        <w:rPr>
+          <w:sz w:val="36"/>
+          <w:szCs w:val="36"/>
+        </w:rPr>
+        <w:t>accept</w:t>
+      </w:r>
+      <w:r>
+        <w:rPr>
+          <w:sz w:val="36"/>
+          <w:szCs w:val="36"/>
+        </w:rPr>
+        <w:t xml:space="preserve"> header to inform the server it can accept a response in JSON format.</w:t>
+      </w:r>
+    </w:p>
+    <w:p>
+      <w:pPr>
+        <w:jc w:val="both"/>
+        <w:rPr>
+          <w:b/>
+          <w:bCs/>
+          <w:sz w:val="36"/>
+          <w:szCs w:val="36"/>
+        </w:rPr>
+      </w:pPr>
+      <w:r>
+        <w:rPr>
+          <w:b/>
+          <w:bCs/>
+          <w:sz w:val="36"/>
+          <w:szCs w:val="36"/>
+        </w:rPr>
+        <w:t>Host: datacamp.com</w:t>
+      </w:r>
+    </w:p>
+    <w:p>
+      <w:pPr>
+        <w:jc w:val="both"/>
+        <w:rPr>
+          <w:sz w:val="36"/>
+          <w:szCs w:val="36"/>
+        </w:rPr>
+      </w:pPr>
+      <w:r>
+        <w:rPr>
+          <w:b/>
+          <w:bCs/>
+          <w:sz w:val="36"/>
+          <w:szCs w:val="36"/>
+        </w:rPr>
+        <w:t>Accept:</w:t>
+      </w:r>
+      <w:r>
+        <w:rPr>
+          <w:b/>
+          <w:bCs/>
+          <w:sz w:val="36"/>
+          <w:szCs w:val="36"/>
+        </w:rPr>
+        <w:t xml:space="preserve"> application/</w:t>
+      </w:r>
+      <w:proofErr w:type="spellStart"/>
+      <w:r>
+        <w:rPr>
+          <w:b/>
+          <w:bCs/>
+          <w:sz w:val="36"/>
+          <w:szCs w:val="36"/>
+        </w:rPr>
+        <w:t>json</w:t>
+      </w:r>
+      <w:proofErr w:type="spellEnd"/>
+    </w:p>
+    <w:p>
+      <w:pPr>
+        <w:jc w:val="both"/>
+        <w:rPr>
+          <w:sz w:val="36"/>
+          <w:szCs w:val="36"/>
+        </w:rPr>
+      </w:pPr>
+      <w:r>
+        <w:rPr>
+          <w:sz w:val="36"/>
+          <w:szCs w:val="36"/>
+        </w:rPr>
         <w:lastRenderedPageBreak/>
-        <w:t># T</w:t>
-      </w:r>
-      <w:r>
-        <w:rPr>
-          <w:sz w:val="36"/>
-          <w:szCs w:val="36"/>
-        </w:rPr>
-        <w:t>he client sends the</w:t>
-      </w:r>
-      <w:r>
-        <w:rPr>
-          <w:b/>
-          <w:bCs/>
-          <w:sz w:val="36"/>
-          <w:szCs w:val="36"/>
-        </w:rPr>
-        <w:t xml:space="preserve"> </w:t>
-      </w:r>
-      <w:r>
-        <w:rPr>
-          <w:sz w:val="36"/>
-          <w:szCs w:val="36"/>
-        </w:rPr>
-        <w:t>accept</w:t>
-      </w:r>
-      <w:r>
-        <w:rPr>
-          <w:sz w:val="36"/>
-          <w:szCs w:val="36"/>
-        </w:rPr>
-        <w:t xml:space="preserve"> header to inform the server it can accept a response in JSON format.</w:t>
-      </w:r>
-    </w:p>
-    <w:p>
-      <w:pPr>
-        <w:jc w:val="both"/>
-        <w:rPr>
-          <w:b/>
-          <w:bCs/>
-          <w:sz w:val="36"/>
-          <w:szCs w:val="36"/>
-        </w:rPr>
-      </w:pPr>
-      <w:r>
-        <w:rPr>
-          <w:b/>
-          <w:bCs/>
-          <w:sz w:val="36"/>
-          <w:szCs w:val="36"/>
-        </w:rPr>
-        <w:t>Host: datacamp.com</w:t>
-      </w:r>
-    </w:p>
-    <w:p>
-      <w:pPr>
-        <w:jc w:val="both"/>
-        <w:rPr>
-          <w:sz w:val="36"/>
-          <w:szCs w:val="36"/>
-        </w:rPr>
-      </w:pPr>
-      <w:r>
-        <w:rPr>
-          <w:b/>
-          <w:bCs/>
-          <w:sz w:val="36"/>
-          <w:szCs w:val="36"/>
-        </w:rPr>
-        <w:t>Accept:</w:t>
-      </w:r>
-      <w:r>
-        <w:rPr>
-          <w:b/>
-          <w:bCs/>
-          <w:sz w:val="36"/>
-          <w:szCs w:val="36"/>
-        </w:rPr>
-        <w:t xml:space="preserve"> application/</w:t>
-      </w:r>
-      <w:proofErr w:type="spellStart"/>
-      <w:r>
-        <w:rPr>
-          <w:b/>
-          <w:bCs/>
-          <w:sz w:val="36"/>
-          <w:szCs w:val="36"/>
-        </w:rPr>
-        <w:t>json</w:t>
-      </w:r>
-      <w:proofErr w:type="spellEnd"/>
-    </w:p>
-    <w:p>
-      <w:pPr>
-        <w:jc w:val="both"/>
-        <w:rPr>
-          <w:sz w:val="36"/>
-          <w:szCs w:val="36"/>
-        </w:rPr>
-      </w:pPr>
-      <w:r>
-        <w:rPr>
-          <w:sz w:val="36"/>
-          <w:szCs w:val="36"/>
-        </w:rPr>
         <w:t xml:space="preserve"># </w:t>
       </w:r>
       <w:r>
@@ -4833,7 +5166,6 @@
           <w:sz w:val="36"/>
           <w:szCs w:val="36"/>
         </w:rPr>
-        <w:lastRenderedPageBreak/>
         <w:t>print(</w:t>
       </w:r>
       <w:proofErr w:type="spellStart"/>
@@ -4937,6 +5269,7 @@
           <w:sz w:val="36"/>
           <w:szCs w:val="36"/>
         </w:rPr>
+        <w:lastRenderedPageBreak/>
         <w:t xml:space="preserve"># </w:t>
       </w:r>
       <w:r>
@@ -5280,80 +5613,73 @@
           <w:sz w:val="36"/>
           <w:szCs w:val="36"/>
         </w:rPr>
-        <w:t xml:space="preserve"> header which </w:t>
-      </w:r>
-      <w:r>
-        <w:rPr>
+        <w:t xml:space="preserve"> header which includes a list of all response formats it can respond with. Use this to learn what content types the API can respond with.</w:t>
+      </w:r>
+    </w:p>
+    <w:p>
+      <w:pPr>
+        <w:jc w:val="both"/>
+        <w:rPr>
+          <w:b/>
+          <w:bCs/>
+          <w:color w:val="D86DCB" w:themeColor="accent5" w:themeTint="99"/>
+          <w:sz w:val="36"/>
+          <w:szCs w:val="36"/>
+        </w:rPr>
+      </w:pPr>
+      <w:r>
+        <w:rPr>
+          <w:b/>
+          <w:bCs/>
+          <w:color w:val="D86DCB" w:themeColor="accent5" w:themeTint="99"/>
+          <w:sz w:val="36"/>
+          <w:szCs w:val="36"/>
+        </w:rPr>
+        <w:t>import requests</w:t>
+      </w:r>
+    </w:p>
+    <w:p>
+      <w:pPr>
+        <w:jc w:val="both"/>
+        <w:rPr>
+          <w:b/>
+          <w:bCs/>
+          <w:color w:val="D86DCB" w:themeColor="accent5" w:themeTint="99"/>
+          <w:sz w:val="36"/>
+          <w:szCs w:val="36"/>
+        </w:rPr>
+      </w:pPr>
+      <w:r>
+        <w:rPr>
+          <w:b/>
+          <w:bCs/>
+          <w:color w:val="D86DCB" w:themeColor="accent5" w:themeTint="99"/>
+          <w:sz w:val="36"/>
+          <w:szCs w:val="36"/>
+        </w:rPr>
+        <w:t>headers = {'accept': 'application/xml'}</w:t>
+      </w:r>
+    </w:p>
+    <w:p>
+      <w:pPr>
+        <w:jc w:val="both"/>
+        <w:rPr>
+          <w:b/>
+          <w:bCs/>
+          <w:color w:val="D86DCB" w:themeColor="accent5" w:themeTint="99"/>
+          <w:sz w:val="36"/>
+          <w:szCs w:val="36"/>
+        </w:rPr>
+      </w:pPr>
+      <w:r>
+        <w:rPr>
+          <w:b/>
+          <w:bCs/>
+          <w:color w:val="D86DCB" w:themeColor="accent5" w:themeTint="99"/>
           <w:sz w:val="36"/>
           <w:szCs w:val="36"/>
         </w:rPr>
         <w:lastRenderedPageBreak/>
-        <w:t>includes a list of all response formats it can respond with. Use this to learn what content types the API can respond with.</w:t>
-      </w:r>
-    </w:p>
-    <w:p>
-      <w:pPr>
-        <w:jc w:val="both"/>
-        <w:rPr>
-          <w:b/>
-          <w:bCs/>
-          <w:color w:val="D86DCB" w:themeColor="accent5" w:themeTint="99"/>
-          <w:sz w:val="36"/>
-          <w:szCs w:val="36"/>
-        </w:rPr>
-      </w:pPr>
-      <w:r>
-        <w:rPr>
-          <w:b/>
-          <w:bCs/>
-          <w:color w:val="D86DCB" w:themeColor="accent5" w:themeTint="99"/>
-          <w:sz w:val="36"/>
-          <w:szCs w:val="36"/>
-        </w:rPr>
-        <w:t>import requests</w:t>
-      </w:r>
-    </w:p>
-    <w:p>
-      <w:pPr>
-        <w:jc w:val="both"/>
-        <w:rPr>
-          <w:b/>
-          <w:bCs/>
-          <w:color w:val="D86DCB" w:themeColor="accent5" w:themeTint="99"/>
-          <w:sz w:val="36"/>
-          <w:szCs w:val="36"/>
-        </w:rPr>
-      </w:pPr>
-      <w:r>
-        <w:rPr>
-          <w:b/>
-          <w:bCs/>
-          <w:color w:val="D86DCB" w:themeColor="accent5" w:themeTint="99"/>
-          <w:sz w:val="36"/>
-          <w:szCs w:val="36"/>
-        </w:rPr>
-        <w:t>headers = {'accept': 'application/xml'}</w:t>
-      </w:r>
-    </w:p>
-    <w:p>
-      <w:pPr>
-        <w:jc w:val="both"/>
-        <w:rPr>
-          <w:b/>
-          <w:bCs/>
-          <w:color w:val="D86DCB" w:themeColor="accent5" w:themeTint="99"/>
-          <w:sz w:val="36"/>
-          <w:szCs w:val="36"/>
-        </w:rPr>
-      </w:pPr>
-      <w:r>
-        <w:rPr>
-          <w:b/>
-          <w:bCs/>
-          <w:color w:val="D86DCB" w:themeColor="accent5" w:themeTint="99"/>
-          <w:sz w:val="36"/>
-          <w:szCs w:val="36"/>
-        </w:rPr>
         <w:t xml:space="preserve">response = </w:t>
       </w:r>
       <w:proofErr w:type="spellStart"/>
@@ -5875,15 +6201,7 @@
           <w:sz w:val="36"/>
           <w:szCs w:val="36"/>
         </w:rPr>
-        <w:t xml:space="preserve">sends credentials in the request header </w:t>
-      </w:r>
-      <w:r>
-        <w:rPr>
-          <w:sz w:val="36"/>
-          <w:szCs w:val="36"/>
-        </w:rPr>
-        <w:lastRenderedPageBreak/>
-        <w:t>(encoded in base64).</w:t>
+        <w:t>sends credentials in the request header (encoded in base64).</w:t>
       </w:r>
       <w:r>
         <w:rPr>
@@ -6034,6 +6352,7 @@
           <w:sz w:val="36"/>
           <w:szCs w:val="36"/>
         </w:rPr>
+        <w:lastRenderedPageBreak/>
         <w:t>url</w:t>
       </w:r>
       <w:proofErr w:type="spellEnd"/>
@@ -6604,173 +6923,173 @@
           <w:sz w:val="36"/>
           <w:szCs w:val="36"/>
         </w:rPr>
+        <w:t>import requests</w:t>
+      </w:r>
+    </w:p>
+    <w:p>
+      <w:pPr>
+        <w:jc w:val="both"/>
+        <w:rPr>
+          <w:b/>
+          <w:bCs/>
+          <w:color w:val="D86DCB" w:themeColor="accent5" w:themeTint="99"/>
+          <w:sz w:val="36"/>
+          <w:szCs w:val="36"/>
+        </w:rPr>
+      </w:pPr>
+      <w:proofErr w:type="spellStart"/>
+      <w:r>
+        <w:rPr>
+          <w:b/>
+          <w:bCs/>
+          <w:color w:val="D86DCB" w:themeColor="accent5" w:themeTint="99"/>
+          <w:sz w:val="36"/>
+          <w:szCs w:val="36"/>
+        </w:rPr>
+        <w:t>url</w:t>
+      </w:r>
+      <w:proofErr w:type="spellEnd"/>
+      <w:r>
+        <w:rPr>
+          <w:b/>
+          <w:bCs/>
+          <w:color w:val="D86DCB" w:themeColor="accent5" w:themeTint="99"/>
+          <w:sz w:val="36"/>
+          <w:szCs w:val="36"/>
+        </w:rPr>
+        <w:t xml:space="preserve"> = "https://api.weatherapi.com/v1/</w:t>
+      </w:r>
+      <w:proofErr w:type="spellStart"/>
+      <w:r>
+        <w:rPr>
+          <w:b/>
+          <w:bCs/>
+          <w:color w:val="D86DCB" w:themeColor="accent5" w:themeTint="99"/>
+          <w:sz w:val="36"/>
+          <w:szCs w:val="36"/>
+        </w:rPr>
+        <w:t>current.json</w:t>
+      </w:r>
+      <w:proofErr w:type="spellEnd"/>
+      <w:r>
+        <w:rPr>
+          <w:b/>
+          <w:bCs/>
+          <w:color w:val="D86DCB" w:themeColor="accent5" w:themeTint="99"/>
+          <w:sz w:val="36"/>
+          <w:szCs w:val="36"/>
+        </w:rPr>
+        <w:t>"</w:t>
+      </w:r>
+    </w:p>
+    <w:p>
+      <w:pPr>
+        <w:jc w:val="both"/>
+        <w:rPr>
+          <w:b/>
+          <w:bCs/>
+          <w:color w:val="D86DCB" w:themeColor="accent5" w:themeTint="99"/>
+          <w:sz w:val="36"/>
+          <w:szCs w:val="36"/>
+        </w:rPr>
+      </w:pPr>
+      <w:r>
+        <w:rPr>
+          <w:b/>
+          <w:bCs/>
+          <w:color w:val="D86DCB" w:themeColor="accent5" w:themeTint="99"/>
+          <w:sz w:val="36"/>
+          <w:szCs w:val="36"/>
+        </w:rPr>
+        <w:t>params = {</w:t>
+      </w:r>
+    </w:p>
+    <w:p>
+      <w:pPr>
+        <w:jc w:val="both"/>
+        <w:rPr>
+          <w:b/>
+          <w:bCs/>
+          <w:color w:val="D86DCB" w:themeColor="accent5" w:themeTint="99"/>
+          <w:sz w:val="36"/>
+          <w:szCs w:val="36"/>
+        </w:rPr>
+      </w:pPr>
+      <w:r>
+        <w:rPr>
+          <w:b/>
+          <w:bCs/>
+          <w:color w:val="D86DCB" w:themeColor="accent5" w:themeTint="99"/>
+          <w:sz w:val="36"/>
+          <w:szCs w:val="36"/>
+        </w:rPr>
+        <w:t xml:space="preserve">    "key": "</w:t>
+      </w:r>
+      <w:proofErr w:type="spellStart"/>
+      <w:r>
+        <w:rPr>
+          <w:b/>
+          <w:bCs/>
+          <w:color w:val="D86DCB" w:themeColor="accent5" w:themeTint="99"/>
+          <w:sz w:val="36"/>
+          <w:szCs w:val="36"/>
+        </w:rPr>
+        <w:t>our_api_key</w:t>
+      </w:r>
+      <w:proofErr w:type="spellEnd"/>
+      <w:r>
+        <w:rPr>
+          <w:b/>
+          <w:bCs/>
+          <w:color w:val="D86DCB" w:themeColor="accent5" w:themeTint="99"/>
+          <w:sz w:val="36"/>
+          <w:szCs w:val="36"/>
+        </w:rPr>
+        <w:t>",</w:t>
+      </w:r>
+    </w:p>
+    <w:p>
+      <w:pPr>
+        <w:jc w:val="both"/>
+        <w:rPr>
+          <w:b/>
+          <w:bCs/>
+          <w:color w:val="D86DCB" w:themeColor="accent5" w:themeTint="99"/>
+          <w:sz w:val="36"/>
+          <w:szCs w:val="36"/>
+        </w:rPr>
+      </w:pPr>
+      <w:r>
+        <w:rPr>
+          <w:b/>
+          <w:bCs/>
+          <w:color w:val="D86DCB" w:themeColor="accent5" w:themeTint="99"/>
+          <w:sz w:val="36"/>
+          <w:szCs w:val="36"/>
+        </w:rPr>
+        <w:t xml:space="preserve">    "q": "London"</w:t>
+      </w:r>
+    </w:p>
+    <w:p>
+      <w:pPr>
+        <w:jc w:val="both"/>
+        <w:rPr>
+          <w:b/>
+          <w:bCs/>
+          <w:color w:val="D86DCB" w:themeColor="accent5" w:themeTint="99"/>
+          <w:sz w:val="36"/>
+          <w:szCs w:val="36"/>
+        </w:rPr>
+      </w:pPr>
+      <w:r>
+        <w:rPr>
+          <w:b/>
+          <w:bCs/>
+          <w:color w:val="D86DCB" w:themeColor="accent5" w:themeTint="99"/>
+          <w:sz w:val="36"/>
+          <w:szCs w:val="36"/>
+        </w:rPr>
         <w:lastRenderedPageBreak/>
-        <w:t>import requests</w:t>
-      </w:r>
-    </w:p>
-    <w:p>
-      <w:pPr>
-        <w:jc w:val="both"/>
-        <w:rPr>
-          <w:b/>
-          <w:bCs/>
-          <w:color w:val="D86DCB" w:themeColor="accent5" w:themeTint="99"/>
-          <w:sz w:val="36"/>
-          <w:szCs w:val="36"/>
-        </w:rPr>
-      </w:pPr>
-      <w:proofErr w:type="spellStart"/>
-      <w:r>
-        <w:rPr>
-          <w:b/>
-          <w:bCs/>
-          <w:color w:val="D86DCB" w:themeColor="accent5" w:themeTint="99"/>
-          <w:sz w:val="36"/>
-          <w:szCs w:val="36"/>
-        </w:rPr>
-        <w:t>url</w:t>
-      </w:r>
-      <w:proofErr w:type="spellEnd"/>
-      <w:r>
-        <w:rPr>
-          <w:b/>
-          <w:bCs/>
-          <w:color w:val="D86DCB" w:themeColor="accent5" w:themeTint="99"/>
-          <w:sz w:val="36"/>
-          <w:szCs w:val="36"/>
-        </w:rPr>
-        <w:t xml:space="preserve"> = "https://api.weatherapi.com/v1/</w:t>
-      </w:r>
-      <w:proofErr w:type="spellStart"/>
-      <w:r>
-        <w:rPr>
-          <w:b/>
-          <w:bCs/>
-          <w:color w:val="D86DCB" w:themeColor="accent5" w:themeTint="99"/>
-          <w:sz w:val="36"/>
-          <w:szCs w:val="36"/>
-        </w:rPr>
-        <w:t>current.json</w:t>
-      </w:r>
-      <w:proofErr w:type="spellEnd"/>
-      <w:r>
-        <w:rPr>
-          <w:b/>
-          <w:bCs/>
-          <w:color w:val="D86DCB" w:themeColor="accent5" w:themeTint="99"/>
-          <w:sz w:val="36"/>
-          <w:szCs w:val="36"/>
-        </w:rPr>
-        <w:t>"</w:t>
-      </w:r>
-    </w:p>
-    <w:p>
-      <w:pPr>
-        <w:jc w:val="both"/>
-        <w:rPr>
-          <w:b/>
-          <w:bCs/>
-          <w:color w:val="D86DCB" w:themeColor="accent5" w:themeTint="99"/>
-          <w:sz w:val="36"/>
-          <w:szCs w:val="36"/>
-        </w:rPr>
-      </w:pPr>
-      <w:r>
-        <w:rPr>
-          <w:b/>
-          <w:bCs/>
-          <w:color w:val="D86DCB" w:themeColor="accent5" w:themeTint="99"/>
-          <w:sz w:val="36"/>
-          <w:szCs w:val="36"/>
-        </w:rPr>
-        <w:t>params = {</w:t>
-      </w:r>
-    </w:p>
-    <w:p>
-      <w:pPr>
-        <w:jc w:val="both"/>
-        <w:rPr>
-          <w:b/>
-          <w:bCs/>
-          <w:color w:val="D86DCB" w:themeColor="accent5" w:themeTint="99"/>
-          <w:sz w:val="36"/>
-          <w:szCs w:val="36"/>
-        </w:rPr>
-      </w:pPr>
-      <w:r>
-        <w:rPr>
-          <w:b/>
-          <w:bCs/>
-          <w:color w:val="D86DCB" w:themeColor="accent5" w:themeTint="99"/>
-          <w:sz w:val="36"/>
-          <w:szCs w:val="36"/>
-        </w:rPr>
-        <w:t xml:space="preserve">    "key": "</w:t>
-      </w:r>
-      <w:proofErr w:type="spellStart"/>
-      <w:r>
-        <w:rPr>
-          <w:b/>
-          <w:bCs/>
-          <w:color w:val="D86DCB" w:themeColor="accent5" w:themeTint="99"/>
-          <w:sz w:val="36"/>
-          <w:szCs w:val="36"/>
-        </w:rPr>
-        <w:t>our_api_key</w:t>
-      </w:r>
-      <w:proofErr w:type="spellEnd"/>
-      <w:r>
-        <w:rPr>
-          <w:b/>
-          <w:bCs/>
-          <w:color w:val="D86DCB" w:themeColor="accent5" w:themeTint="99"/>
-          <w:sz w:val="36"/>
-          <w:szCs w:val="36"/>
-        </w:rPr>
-        <w:t>",</w:t>
-      </w:r>
-    </w:p>
-    <w:p>
-      <w:pPr>
-        <w:jc w:val="both"/>
-        <w:rPr>
-          <w:b/>
-          <w:bCs/>
-          <w:color w:val="D86DCB" w:themeColor="accent5" w:themeTint="99"/>
-          <w:sz w:val="36"/>
-          <w:szCs w:val="36"/>
-        </w:rPr>
-      </w:pPr>
-      <w:r>
-        <w:rPr>
-          <w:b/>
-          <w:bCs/>
-          <w:color w:val="D86DCB" w:themeColor="accent5" w:themeTint="99"/>
-          <w:sz w:val="36"/>
-          <w:szCs w:val="36"/>
-        </w:rPr>
-        <w:t xml:space="preserve">    "q": "London"</w:t>
-      </w:r>
-    </w:p>
-    <w:p>
-      <w:pPr>
-        <w:jc w:val="both"/>
-        <w:rPr>
-          <w:b/>
-          <w:bCs/>
-          <w:color w:val="D86DCB" w:themeColor="accent5" w:themeTint="99"/>
-          <w:sz w:val="36"/>
-          <w:szCs w:val="36"/>
-        </w:rPr>
-      </w:pPr>
-      <w:r>
-        <w:rPr>
-          <w:b/>
-          <w:bCs/>
-          <w:color w:val="D86DCB" w:themeColor="accent5" w:themeTint="99"/>
-          <w:sz w:val="36"/>
-          <w:szCs w:val="36"/>
-        </w:rPr>
         <w:t>}</w:t>
       </w:r>
     </w:p>
@@ -7209,7 +7528,6 @@
           <w:sz w:val="36"/>
           <w:szCs w:val="36"/>
         </w:rPr>
-        <w:lastRenderedPageBreak/>
         <w:t>url</w:t>
       </w:r>
       <w:proofErr w:type="spellEnd"/>
@@ -7917,7 +8235,6 @@
           <w:sz w:val="36"/>
           <w:szCs w:val="36"/>
         </w:rPr>
-        <w:lastRenderedPageBreak/>
         <w:t xml:space="preserve">response = </w:t>
       </w:r>
       <w:proofErr w:type="spellStart"/>
@@ -8108,6 +8425,7 @@
           <w:sz w:val="36"/>
           <w:szCs w:val="36"/>
         </w:rPr>
+        <w:lastRenderedPageBreak/>
         <w:t>else:</w:t>
       </w:r>
     </w:p>
@@ -8745,7 +9063,6 @@
           <w:sz w:val="36"/>
           <w:szCs w:val="36"/>
         </w:rPr>
-        <w:lastRenderedPageBreak/>
         <w:t>print(</w:t>
       </w:r>
       <w:proofErr w:type="spellStart"/>
@@ -8871,6 +9188,7 @@
           <w:sz w:val="36"/>
           <w:szCs w:val="36"/>
         </w:rPr>
+        <w:lastRenderedPageBreak/>
         <w:t>HTTPError</w:t>
       </w:r>
       <w:proofErr w:type="spellEnd"/>
@@ -9372,7 +9690,6 @@
           <w:sz w:val="36"/>
           <w:szCs w:val="36"/>
         </w:rPr>
-        <w:lastRenderedPageBreak/>
         <w:t xml:space="preserve">except </w:t>
       </w:r>
       <w:proofErr w:type="spellStart"/>
@@ -9717,6 +10034,7 @@
           <w:sz w:val="36"/>
           <w:szCs w:val="36"/>
         </w:rPr>
+        <w:lastRenderedPageBreak/>
         <w:t xml:space="preserve">    </w:t>
       </w:r>
       <w:proofErr w:type="gramStart"/>
@@ -10284,7 +10602,6 @@
           <w:sz w:val="36"/>
           <w:szCs w:val="36"/>
         </w:rPr>
-        <w:lastRenderedPageBreak/>
         <w:t xml:space="preserve">        print(</w:t>
       </w:r>
       <w:proofErr w:type="spellStart"/>
@@ -10431,6 +10748,7 @@
           <w:sz w:val="36"/>
           <w:szCs w:val="36"/>
         </w:rPr>
+        <w:lastRenderedPageBreak/>
         <w:t xml:space="preserve"># </w:t>
       </w:r>
       <w:r>
@@ -11264,6 +11582,7 @@
           <w:sz w:val="36"/>
           <w:szCs w:val="36"/>
         </w:rPr>
+        <w:lastRenderedPageBreak/>
         <w:t xml:space="preserve"># </w:t>
       </w:r>
       <w:r>
@@ -11865,7 +12184,6 @@
           <w:sz w:val="36"/>
           <w:szCs w:val="36"/>
         </w:rPr>
-        <w:lastRenderedPageBreak/>
         <w:t>#</w:t>
       </w:r>
       <w:r>
@@ -11875,25 +12193,7 @@
           <w:sz w:val="36"/>
           <w:szCs w:val="36"/>
         </w:rPr>
-        <w:t xml:space="preserve"> </w:t>
-      </w:r>
-      <w:r>
-        <w:rPr>
-          <w:b/>
-          <w:bCs/>
-          <w:sz w:val="36"/>
-          <w:szCs w:val="36"/>
-        </w:rPr>
-        <w:t>data</w:t>
-      </w:r>
-      <w:r>
-        <w:rPr>
-          <w:b/>
-          <w:bCs/>
-          <w:sz w:val="36"/>
-          <w:szCs w:val="36"/>
-        </w:rPr>
-        <w:t>=</w:t>
+        <w:t xml:space="preserve"> data=</w:t>
       </w:r>
       <w:r>
         <w:rPr>
@@ -11916,16 +12216,7 @@
           <w:sz w:val="36"/>
           <w:szCs w:val="36"/>
         </w:rPr>
-        <w:t>files</w:t>
-      </w:r>
-      <w:r>
-        <w:rPr>
-          <w:b/>
-          <w:bCs/>
-          <w:sz w:val="36"/>
-          <w:szCs w:val="36"/>
-        </w:rPr>
-        <w:t>=</w:t>
+        <w:t>files=</w:t>
       </w:r>
       <w:r>
         <w:rPr>
@@ -12016,6 +12307,7 @@
           <w:sz w:val="36"/>
           <w:szCs w:val="36"/>
         </w:rPr>
+        <w:lastRenderedPageBreak/>
         <w:t xml:space="preserve">file = </w:t>
       </w:r>
       <w:proofErr w:type="gramStart"/>
@@ -12577,7 +12869,6 @@
           <w:sz w:val="36"/>
           <w:szCs w:val="36"/>
         </w:rPr>
-        <w:lastRenderedPageBreak/>
         <w:t>url</w:t>
       </w:r>
       <w:proofErr w:type="spellEnd"/>
@@ -12751,6 +13042,7 @@
           <w:sz w:val="36"/>
           <w:szCs w:val="36"/>
         </w:rPr>
+        <w:lastRenderedPageBreak/>
         <w:t xml:space="preserve">        "name": "Nazmul"</w:t>
       </w:r>
     </w:p>
@@ -13433,17 +13725,7 @@
           <w:sz w:val="36"/>
           <w:szCs w:val="36"/>
         </w:rPr>
-        <w:t>"image.jpg", "r")</w:t>
-      </w:r>
-      <w:r>
-        <w:rPr>
-          <w:b/>
-          <w:bCs/>
-          <w:color w:val="D86DCB" w:themeColor="accent5" w:themeTint="99"/>
-          <w:sz w:val="36"/>
-          <w:szCs w:val="36"/>
-        </w:rPr>
-        <w:t xml:space="preserve"> # will cause error</w:t>
+        <w:t>"image.jpg", "r") # will cause error</w:t>
       </w:r>
     </w:p>
     <w:p>
@@ -13468,6 +13750,7 @@
           <w:sz w:val="36"/>
           <w:szCs w:val="36"/>
         </w:rPr>
+        <w:lastRenderedPageBreak/>
         <w:t>open(</w:t>
       </w:r>
       <w:proofErr w:type="gramEnd"/>
@@ -13501,17 +13784,7 @@
           <w:sz w:val="36"/>
           <w:szCs w:val="36"/>
         </w:rPr>
-        <w:t>")</w:t>
-      </w:r>
-      <w:r>
-        <w:rPr>
-          <w:b/>
-          <w:bCs/>
-          <w:color w:val="D86DCB" w:themeColor="accent5" w:themeTint="99"/>
-          <w:sz w:val="36"/>
-          <w:szCs w:val="36"/>
-        </w:rPr>
-        <w:t xml:space="preserve"> # correct</w:t>
+        <w:t>") # correct</w:t>
       </w:r>
     </w:p>
     <w:p>
@@ -13624,16 +13897,7 @@
           <w:sz w:val="36"/>
           <w:szCs w:val="36"/>
         </w:rPr>
-        <w:t>"</w:t>
-      </w:r>
-      <w:r>
-        <w:rPr>
-          <w:b/>
-          <w:bCs/>
-          <w:sz w:val="36"/>
-          <w:szCs w:val="36"/>
-        </w:rPr>
-        <w:t xml:space="preserve"> </w:t>
+        <w:t xml:space="preserve">" </w:t>
       </w:r>
       <w:r>
         <w:rPr>
@@ -13740,17 +14004,7 @@
           <w:sz w:val="36"/>
           <w:szCs w:val="36"/>
         </w:rPr>
-        <w:t>=data, files=files)</w:t>
-      </w:r>
-      <w:r>
-        <w:rPr>
-          <w:b/>
-          <w:bCs/>
-          <w:color w:val="D86DCB" w:themeColor="accent5" w:themeTint="99"/>
-          <w:sz w:val="36"/>
-          <w:szCs w:val="36"/>
-        </w:rPr>
-        <w:t xml:space="preserve"> # wrong</w:t>
+        <w:t>=data, files=files) # wrong</w:t>
       </w:r>
     </w:p>
     <w:p>
@@ -13810,17 +14064,7 @@
           <w:sz w:val="36"/>
           <w:szCs w:val="36"/>
         </w:rPr>
-        <w:t>, data=data, files=files)</w:t>
-      </w:r>
-      <w:r>
-        <w:rPr>
-          <w:b/>
-          <w:bCs/>
-          <w:color w:val="D86DCB" w:themeColor="accent5" w:themeTint="99"/>
-          <w:sz w:val="36"/>
-          <w:szCs w:val="36"/>
-        </w:rPr>
-        <w:t xml:space="preserve"> # correct</w:t>
+        <w:t>, data=data, files=files) # correct</w:t>
       </w:r>
     </w:p>
     <w:p>
@@ -14145,7 +14389,6 @@
           <w:sz w:val="36"/>
           <w:szCs w:val="36"/>
         </w:rPr>
-        <w:lastRenderedPageBreak/>
         <w:t># Like this:</w:t>
       </w:r>
     </w:p>
@@ -14287,6 +14530,7 @@
           <w:sz w:val="36"/>
           <w:szCs w:val="36"/>
         </w:rPr>
+        <w:lastRenderedPageBreak/>
         <w:t xml:space="preserve">    "</w:t>
       </w:r>
       <w:proofErr w:type="spellStart"/>
@@ -16245,6 +16489,7 @@
   <w:style w:type="character" w:default="1" w:styleId="DefaultParagraphFont">
     <w:name w:val="Default Paragraph Font"/>
     <w:uiPriority w:val="1"/>
+    <w:semiHidden/>
     <w:unhideWhenUsed/>
   </w:style>
   <w:style w:type="table" w:default="1" w:styleId="TableNormal">
